--- a/a7/build/out/u5/A7 5.10 Multi-Step Proportion Problems - Question Bank - Key.docx
+++ b/a7/build/out/u5/A7 5.10 Multi-Step Proportion Problems - Question Bank - Key.docx
@@ -260,7 +260,7 @@
                 <w:color w:val="1A1A1A"/>
                 <w:sz w:val="22"/>
               </w:rPr>
-              <w:t>A car does 25 miles per gallon with a 16-gal tank. Miles on a full tank?</w:t>
+              <w:t>A car gets 25 miles per gallon with a 16-gal tank. Miles on a full tank?</w:t>
             </w:r>
           </w:p>
           <w:p>
@@ -342,7 +342,7 @@
                 <w:color w:val="1A1A1A"/>
                 <w:sz w:val="22"/>
               </w:rPr>
-              <w:t>That car starts a 1,500-mi trip with a full tank. How many tanks of gas?</w:t>
+              <w:t>That car makes a 1,500-mi trip. How many tanks of gas does it use? (Part of a tank counts as a whole tank.)</w:t>
             </w:r>
           </w:p>
           <w:p>
@@ -633,7 +633,7 @@
                 <w:color w:val="1A1A1A"/>
                 <w:sz w:val="22"/>
               </w:rPr>
-              <w:t>A recipe for 6 servings uses 2¼ cups of flour. Flour for 16 servings? With 6 cups on hand, how many servings?</w:t>
+              <w:t>A recipe for 6 servings uses 2¼ cups of flour. Flour for 16 servings? With 9 cups on hand, how many servings?</w:t>
             </w:r>
           </w:p>
           <w:p>
@@ -648,7 +648,7 @@
                 <w:color w:val="9E1B32"/>
                 <w:sz w:val="22"/>
               </w:rPr>
-              <w:t>6 cups; 16 servings</w:t>
+              <w:t>6 cups; 24 servings</w:t>
             </w:r>
           </w:p>
           <w:p>
@@ -663,7 +663,7 @@
                 <w:color w:val="6B6B6B"/>
                 <w:sz w:val="19"/>
               </w:rPr>
-              <w:t>k = 8⁄3; 6 ÷ 2¼ = 2⅔ recipes × 6.</w:t>
+              <w:t>k = 8⁄3; 9 ÷ 2¼ = 4 recipes × 6.</w:t>
             </w:r>
           </w:p>
         </w:tc>
@@ -730,7 +730,7 @@
                 <w:color w:val="1A1A1A"/>
                 <w:sz w:val="22"/>
               </w:rPr>
-              <w:t>Paint is mixed 1 : 3 : 4. A batch uses 6 gal of the second colour. The whole batch?</w:t>
+              <w:t>Paint is mixed 1 : 3 : 4. A batch uses 6 gal of the second color. The whole batch?</w:t>
             </w:r>
           </w:p>
           <w:p>
@@ -842,7 +842,7 @@
                 <w:color w:val="1A1A1A"/>
                 <w:sz w:val="22"/>
               </w:rPr>
-              <w:t>A car does 30 miles per gallon with a 10-gal tank. It starts a 750-mi trip with a full tank. How many tanks of gas does the trip take?</w:t>
+              <w:t>A car gets 30 miles per gallon with a 10-gal tank. It makes a 750-mi trip. How many tanks of gas does the trip use? (Part of a tank counts as a whole tank.)</w:t>
             </w:r>
           </w:p>
           <w:p>

--- a/a7/build/out/u5/A7 5.10 Multi-Step Proportion Problems - Question Bank - Key.docx
+++ b/a7/build/out/u5/A7 5.10 Multi-Step Proportion Problems - Question Bank - Key.docx
@@ -530,13 +530,47 @@
               <w:t xml:space="preserve">4.   </w:t>
             </w:r>
             <w:r>
+              <w:drawing>
+                <wp:inline xmlns:a="http://schemas.openxmlformats.org/drawingml/2006/main" xmlns:pic="http://schemas.openxmlformats.org/drawingml/2006/picture">
+                  <wp:extent cx="935736" cy="118872"/>
+                  <wp:docPr id="1" name="Picture 1"/>
+                  <wp:cNvGraphicFramePr>
+                    <a:graphicFrameLocks noChangeAspect="1"/>
+                  </wp:cNvGraphicFramePr>
+                  <a:graphic>
+                    <a:graphicData uri="http://schemas.openxmlformats.org/drawingml/2006/picture">
+                      <pic:pic>
+                        <pic:nvPicPr>
+                          <pic:cNvPr id="0" name="36dbabcfef26f30f.png"/>
+                          <pic:cNvPicPr/>
+                        </pic:nvPicPr>
+                        <pic:blipFill>
+                          <a:blip r:embed="rId9"/>
+                          <a:stretch>
+                            <a:fillRect/>
+                          </a:stretch>
+                        </pic:blipFill>
+                        <pic:spPr>
+                          <a:xfrm>
+                            <a:off x="0" y="0"/>
+                            <a:ext cx="935736" cy="118872"/>
+                          </a:xfrm>
+                          <a:prstGeom prst="rect"/>
+                        </pic:spPr>
+                      </pic:pic>
+                    </a:graphicData>
+                  </a:graphic>
+                </wp:inline>
+              </w:drawing>
+            </w:r>
+            <w:r>
               <w:rPr>
                 <w:b w:val="0"/>
                 <w:i w:val="0"/>
                 <w:color w:val="1A1A1A"/>
                 <w:sz w:val="22"/>
               </w:rPr>
-              <w:t>1 mi = 1.61 km. Runner A: 3 mi in 24 min. Runner B: 5 km in 25 min. Each speed in km/h, and who is faster?</w:t>
+              <w:t>. Runner A: 3 mi in 24 min. Runner B: 5 km in 25 min. Each speed in km/h, and who is faster?</w:t>
             </w:r>
           </w:p>
           <w:p>
@@ -633,7 +667,50 @@
                 <w:color w:val="1A1A1A"/>
                 <w:sz w:val="22"/>
               </w:rPr>
-              <w:t>A recipe for 6 servings uses 2¼ cups of flour. Flour for 16 servings? With 9 cups on hand, how many servings?</w:t>
+              <w:t xml:space="preserve">A recipe for 6 servings uses </w:t>
+            </w:r>
+            <w:r>
+              <w:drawing>
+                <wp:inline xmlns:a="http://schemas.openxmlformats.org/drawingml/2006/main" xmlns:pic="http://schemas.openxmlformats.org/drawingml/2006/picture">
+                  <wp:extent cx="143256" cy="213360"/>
+                  <wp:docPr id="2" name="Picture 2"/>
+                  <wp:cNvGraphicFramePr>
+                    <a:graphicFrameLocks noChangeAspect="1"/>
+                  </wp:cNvGraphicFramePr>
+                  <a:graphic>
+                    <a:graphicData uri="http://schemas.openxmlformats.org/drawingml/2006/picture">
+                      <pic:pic>
+                        <pic:nvPicPr>
+                          <pic:cNvPr id="0" name="d06ce7845a277f16.png"/>
+                          <pic:cNvPicPr/>
+                        </pic:nvPicPr>
+                        <pic:blipFill>
+                          <a:blip r:embed="rId10"/>
+                          <a:stretch>
+                            <a:fillRect/>
+                          </a:stretch>
+                        </pic:blipFill>
+                        <pic:spPr>
+                          <a:xfrm>
+                            <a:off x="0" y="0"/>
+                            <a:ext cx="143256" cy="213360"/>
+                          </a:xfrm>
+                          <a:prstGeom prst="rect"/>
+                        </pic:spPr>
+                      </pic:pic>
+                    </a:graphicData>
+                  </a:graphic>
+                </wp:inline>
+              </w:drawing>
+            </w:r>
+            <w:r>
+              <w:rPr>
+                <w:b w:val="0"/>
+                <w:i w:val="0"/>
+                <w:color w:val="1A1A1A"/>
+                <w:sz w:val="22"/>
+              </w:rPr>
+              <w:t xml:space="preserve"> cups of flour. Flour for 16 servings? With 9 cups on hand, how many servings?</w:t>
             </w:r>
           </w:p>
           <w:p>
@@ -730,7 +807,50 @@
                 <w:color w:val="1A1A1A"/>
                 <w:sz w:val="22"/>
               </w:rPr>
-              <w:t>Paint is mixed 1 : 3 : 4. A batch uses 6 gal of the second color. The whole batch?</w:t>
+              <w:t xml:space="preserve">Paint is mixed </w:t>
+            </w:r>
+            <w:r>
+              <w:drawing>
+                <wp:inline xmlns:a="http://schemas.openxmlformats.org/drawingml/2006/main" xmlns:pic="http://schemas.openxmlformats.org/drawingml/2006/picture">
+                  <wp:extent cx="411480" cy="115824"/>
+                  <wp:docPr id="3" name="Picture 3"/>
+                  <wp:cNvGraphicFramePr>
+                    <a:graphicFrameLocks noChangeAspect="1"/>
+                  </wp:cNvGraphicFramePr>
+                  <a:graphic>
+                    <a:graphicData uri="http://schemas.openxmlformats.org/drawingml/2006/picture">
+                      <pic:pic>
+                        <pic:nvPicPr>
+                          <pic:cNvPr id="0" name="4cd6c7540c38cc87.png"/>
+                          <pic:cNvPicPr/>
+                        </pic:nvPicPr>
+                        <pic:blipFill>
+                          <a:blip r:embed="rId11"/>
+                          <a:stretch>
+                            <a:fillRect/>
+                          </a:stretch>
+                        </pic:blipFill>
+                        <pic:spPr>
+                          <a:xfrm>
+                            <a:off x="0" y="0"/>
+                            <a:ext cx="411480" cy="115824"/>
+                          </a:xfrm>
+                          <a:prstGeom prst="rect"/>
+                        </pic:spPr>
+                      </pic:pic>
+                    </a:graphicData>
+                  </a:graphic>
+                </wp:inline>
+              </w:drawing>
+            </w:r>
+            <w:r>
+              <w:rPr>
+                <w:b w:val="0"/>
+                <w:i w:val="0"/>
+                <w:color w:val="1A1A1A"/>
+                <w:sz w:val="22"/>
+              </w:rPr>
+              <w:t>. A batch uses 6 gal of the second color. The whole batch?</w:t>
             </w:r>
           </w:p>
           <w:p>
